--- a/Documentazione/Jeopardy_OOP_Analisi.docx
+++ b/Documentazione/Jeopardy_OOP_Analisi.docx
@@ -209,23 +209,415 @@
     </w:p>
     <w:p>
       <w:pPr>
-        <w:spacing w:before="80" w:after="80"/>
-      </w:pPr>
-      <w:r>
-        <w:t>Jeopardy! è un celebre gioco a quiz televisivo in cui uno o più Concorrenti si sfidano rispondendo a domande (chiamate «risposte») fornendo la corretta «domanda». Il conduttore (Host) presenta le risposte e valida le domande fornite dai concorrenti.</w:t>
-      </w:r>
-    </w:p>
-    <w:p>
-      <w:pPr>
         <w:spacing w:before="60" w:after="60"/>
-      </w:pPr>
-    </w:p>
-    <w:p>
-      <w:pPr>
-        <w:spacing w:before="80" w:after="80"/>
-      </w:pPr>
-      <w:r>
-        <w:t>La partita si svolge su un Tabellone diviso in categorie e livelli di difficoltà. Ogni cella del tabellone vale un certo punteggio. I Concorrenti scelgono a turno una cella, ascoltano la «risposta» (il testo della domanda inversa) e devono fornire la corretta «domanda». Se corretti, guadagnano i punti; se sbagliati, li perdono. Vince chi ha il punteggio più alto alla fine.</w:t>
+        <w:rPr>
+          <w:b/>
+          <w:bCs/>
+        </w:rPr>
+      </w:pPr>
+      <w:r>
+        <w:rPr>
+          <w:b/>
+          <w:bCs/>
+        </w:rPr>
+        <w:t>Concetto di base</w:t>
+      </w:r>
+    </w:p>
+    <w:p>
+      <w:pPr>
+        <w:spacing w:before="60" w:after="60"/>
+      </w:pPr>
+      <w:r>
+        <w:t xml:space="preserve">Il meccanismo centrale del gioco è semplice ma originale: ogni "risposta" viene presentata sotto forma di affermazione (es. </w:t>
+      </w:r>
+      <w:r>
+        <w:rPr>
+          <w:i/>
+          <w:iCs/>
+        </w:rPr>
+        <w:t>"È la capitale della Francia"</w:t>
+      </w:r>
+      <w:r>
+        <w:t xml:space="preserve">), e il concorrente deve rispondere obbligatoriamente con una domanda (es. </w:t>
+      </w:r>
+      <w:r>
+        <w:rPr>
+          <w:i/>
+          <w:iCs/>
+        </w:rPr>
+        <w:t>"Cos'è Parigi?"</w:t>
+      </w:r>
+      <w:r>
+        <w:t>). Non formulare la risposta come domanda equivale a perdere il turno.</w:t>
+      </w:r>
+    </w:p>
+    <w:p>
+      <w:pPr>
+        <w:spacing w:before="60" w:after="60"/>
+      </w:pPr>
+      <w:r>
+        <w:pict w14:anchorId="3EA1C3E8">
+          <v:rect id="_x0000_i1043" style="width:0;height:1.5pt" o:hralign="center" o:hrstd="t" o:hr="t" fillcolor="#a0a0a0" stroked="f"/>
+        </w:pict>
+      </w:r>
+    </w:p>
+    <w:p>
+      <w:pPr>
+        <w:spacing w:before="60" w:after="60"/>
+        <w:rPr>
+          <w:b/>
+          <w:bCs/>
+        </w:rPr>
+      </w:pPr>
+      <w:r>
+        <w:rPr>
+          <w:b/>
+          <w:bCs/>
+        </w:rPr>
+        <w:t>Il tabellone</w:t>
+      </w:r>
+    </w:p>
+    <w:p>
+      <w:pPr>
+        <w:spacing w:before="60" w:after="60"/>
+      </w:pPr>
+      <w:r>
+        <w:t>Il tabellone di gioco è una griglia composta da:</w:t>
+      </w:r>
+    </w:p>
+    <w:p>
+      <w:pPr>
+        <w:numPr>
+          <w:ilvl w:val="0"/>
+          <w:numId w:val="4"/>
+        </w:numPr>
+        <w:spacing w:before="60" w:after="60"/>
+      </w:pPr>
+      <w:proofErr w:type="gramStart"/>
+      <w:r>
+        <w:rPr>
+          <w:b/>
+          <w:bCs/>
+        </w:rPr>
+        <w:t>6</w:t>
+      </w:r>
+      <w:proofErr w:type="gramEnd"/>
+      <w:r>
+        <w:rPr>
+          <w:b/>
+          <w:bCs/>
+        </w:rPr>
+        <w:t xml:space="preserve"> categorie</w:t>
+      </w:r>
+      <w:r>
+        <w:t xml:space="preserve"> tematiche (storia, scienza, letteratura, cultura pop, ecc.)</w:t>
+      </w:r>
+    </w:p>
+    <w:p>
+      <w:pPr>
+        <w:numPr>
+          <w:ilvl w:val="0"/>
+          <w:numId w:val="4"/>
+        </w:numPr>
+        <w:spacing w:before="60" w:after="60"/>
+      </w:pPr>
+      <w:proofErr w:type="gramStart"/>
+      <w:r>
+        <w:rPr>
+          <w:b/>
+          <w:bCs/>
+        </w:rPr>
+        <w:t>5</w:t>
+      </w:r>
+      <w:proofErr w:type="gramEnd"/>
+      <w:r>
+        <w:rPr>
+          <w:b/>
+          <w:bCs/>
+        </w:rPr>
+        <w:t xml:space="preserve"> livelli di difficoltà</w:t>
+      </w:r>
+      <w:r>
+        <w:t xml:space="preserve"> per ogni categoria, con valori in denaro crescenti</w:t>
+      </w:r>
+    </w:p>
+    <w:p>
+      <w:pPr>
+        <w:spacing w:before="60" w:after="60"/>
+      </w:pPr>
+      <w:r>
+        <w:t xml:space="preserve">I concorrenti scelgono una casella alla volta (es. </w:t>
+      </w:r>
+      <w:r>
+        <w:rPr>
+          <w:i/>
+          <w:iCs/>
+        </w:rPr>
+        <w:t>"Capitali europee per 400"</w:t>
+      </w:r>
+      <w:r>
+        <w:t>), il conduttore legge l'indizio, e chi suona il campanello per primo risponde.</w:t>
+      </w:r>
+    </w:p>
+    <w:p>
+      <w:pPr>
+        <w:spacing w:before="60" w:after="60"/>
+      </w:pPr>
+      <w:r>
+        <w:pict w14:anchorId="5EE58082">
+          <v:rect id="_x0000_i1044" style="width:0;height:1.5pt" o:hralign="center" o:hrstd="t" o:hr="t" fillcolor="#a0a0a0" stroked="f"/>
+        </w:pict>
+      </w:r>
+    </w:p>
+    <w:p>
+      <w:pPr>
+        <w:spacing w:before="60" w:after="60"/>
+        <w:rPr>
+          <w:b/>
+          <w:bCs/>
+        </w:rPr>
+      </w:pPr>
+      <w:r>
+        <w:rPr>
+          <w:b/>
+          <w:bCs/>
+        </w:rPr>
+        <w:t>Svolgimento della partita</w:t>
+      </w:r>
+    </w:p>
+    <w:p>
+      <w:pPr>
+        <w:spacing w:before="60" w:after="60"/>
+      </w:pPr>
+      <w:r>
+        <w:t xml:space="preserve">La partita si divide in </w:t>
+      </w:r>
+      <w:r>
+        <w:rPr>
+          <w:b/>
+          <w:bCs/>
+        </w:rPr>
+        <w:t>tre round</w:t>
+      </w:r>
+      <w:r>
+        <w:t>:</w:t>
+      </w:r>
+    </w:p>
+    <w:p>
+      <w:pPr>
+        <w:spacing w:before="60" w:after="60"/>
+      </w:pPr>
+      <w:r>
+        <w:rPr>
+          <w:b/>
+          <w:bCs/>
+        </w:rPr>
+        <w:t>1. Jeopardy! Round</w:t>
+      </w:r>
+      <w:r>
+        <w:t xml:space="preserve"> Il tabellone ha valori che vanno da 200 a 1.000 dollari. Nascosta in una </w:t>
+      </w:r>
+      <w:r>
+        <w:t xml:space="preserve">o due </w:t>
+      </w:r>
+      <w:r>
+        <w:t>casell</w:t>
+      </w:r>
+      <w:r>
+        <w:t>e</w:t>
+      </w:r>
+      <w:r>
+        <w:t xml:space="preserve"> c'è una </w:t>
+      </w:r>
+      <w:r>
+        <w:rPr>
+          <w:b/>
+          <w:bCs/>
+        </w:rPr>
+        <w:t>Daily Double</w:t>
+      </w:r>
+      <w:r>
+        <w:t>: chi la trova può scommettere fino a tutti i propri soldi su un singolo indizio.</w:t>
+      </w:r>
+    </w:p>
+    <w:p>
+      <w:pPr>
+        <w:spacing w:before="60" w:after="60"/>
+      </w:pPr>
+      <w:r>
+        <w:rPr>
+          <w:b/>
+          <w:bCs/>
+        </w:rPr>
+        <w:t>2. Double Jeopardy! Round</w:t>
+      </w:r>
+      <w:r>
+        <w:t xml:space="preserve"> Il tabellone si raddoppia (da 400 a 2.000 dollari) e ci sono </w:t>
+      </w:r>
+      <w:r>
+        <w:rPr>
+          <w:b/>
+          <w:bCs/>
+        </w:rPr>
+        <w:t>due Daily Double</w:t>
+      </w:r>
+      <w:r>
+        <w:t>. Le poste si alzano e le rimonte diventano possibili.</w:t>
+      </w:r>
+    </w:p>
+    <w:p>
+      <w:pPr>
+        <w:spacing w:before="60" w:after="60"/>
+      </w:pPr>
+      <w:r>
+        <w:rPr>
+          <w:b/>
+          <w:bCs/>
+        </w:rPr>
+        <w:t xml:space="preserve">3. </w:t>
+      </w:r>
+      <w:proofErr w:type="spellStart"/>
+      <w:r>
+        <w:rPr>
+          <w:b/>
+          <w:bCs/>
+        </w:rPr>
+        <w:t>Final</w:t>
+      </w:r>
+      <w:proofErr w:type="spellEnd"/>
+      <w:r>
+        <w:rPr>
+          <w:b/>
+          <w:bCs/>
+        </w:rPr>
+        <w:t xml:space="preserve"> Jeopardy!</w:t>
+      </w:r>
+      <w:r>
+        <w:t xml:space="preserve"> Viene annunciata una sola categoria. Tutti i concorrenti </w:t>
+      </w:r>
+      <w:r>
+        <w:rPr>
+          <w:b/>
+          <w:bCs/>
+        </w:rPr>
+        <w:t>scrivono la loro scommessa</w:t>
+      </w:r>
+      <w:r>
+        <w:t xml:space="preserve"> in segreto (fino al totale accumulato), poi vedono l'indizio e scrivono la risposta. Chi alla fine ha il punteggio più alto vince e torna il giorno successivo.</w:t>
+      </w:r>
+    </w:p>
+    <w:p>
+      <w:pPr>
+        <w:spacing w:before="60" w:after="60"/>
+      </w:pPr>
+      <w:r>
+        <w:pict w14:anchorId="257FE447">
+          <v:rect id="_x0000_i1045" style="width:0;height:1.5pt" o:hralign="center" o:hrstd="t" o:hr="t" fillcolor="#a0a0a0" stroked="f"/>
+        </w:pict>
+      </w:r>
+    </w:p>
+    <w:p>
+      <w:pPr>
+        <w:spacing w:before="60" w:after="60"/>
+        <w:rPr>
+          <w:b/>
+          <w:bCs/>
+        </w:rPr>
+      </w:pPr>
+      <w:r>
+        <w:rPr>
+          <w:b/>
+          <w:bCs/>
+        </w:rPr>
+        <w:t>Regole chiave</w:t>
+      </w:r>
+    </w:p>
+    <w:p>
+      <w:pPr>
+        <w:numPr>
+          <w:ilvl w:val="0"/>
+          <w:numId w:val="5"/>
+        </w:numPr>
+        <w:spacing w:before="60" w:after="60"/>
+      </w:pPr>
+      <w:r>
+        <w:t xml:space="preserve">Risposta </w:t>
+      </w:r>
+      <w:r>
+        <w:rPr>
+          <w:b/>
+          <w:bCs/>
+        </w:rPr>
+        <w:t>errata</w:t>
+      </w:r>
+      <w:r>
+        <w:t xml:space="preserve"> → si perde il valore della casella</w:t>
+      </w:r>
+    </w:p>
+    <w:p>
+      <w:pPr>
+        <w:numPr>
+          <w:ilvl w:val="0"/>
+          <w:numId w:val="5"/>
+        </w:numPr>
+        <w:spacing w:before="60" w:after="60"/>
+      </w:pPr>
+      <w:r>
+        <w:t xml:space="preserve">Risposta </w:t>
+      </w:r>
+      <w:r>
+        <w:rPr>
+          <w:b/>
+          <w:bCs/>
+        </w:rPr>
+        <w:t>corretta</w:t>
+      </w:r>
+      <w:r>
+        <w:t xml:space="preserve"> → si guadagna il valore</w:t>
+      </w:r>
+    </w:p>
+    <w:p>
+      <w:pPr>
+        <w:numPr>
+          <w:ilvl w:val="0"/>
+          <w:numId w:val="5"/>
+        </w:numPr>
+        <w:spacing w:before="60" w:after="60"/>
+      </w:pPr>
+      <w:r>
+        <w:t xml:space="preserve">Si può andare </w:t>
+      </w:r>
+      <w:r>
+        <w:rPr>
+          <w:b/>
+          <w:bCs/>
+        </w:rPr>
+        <w:t>in negativo</w:t>
+      </w:r>
+      <w:r>
+        <w:t xml:space="preserve"> se si sbaglia molto</w:t>
+      </w:r>
+    </w:p>
+    <w:p>
+      <w:pPr>
+        <w:numPr>
+          <w:ilvl w:val="0"/>
+          <w:numId w:val="5"/>
+        </w:numPr>
+        <w:spacing w:before="60" w:after="60"/>
+      </w:pPr>
+      <w:r>
+        <w:t xml:space="preserve">Il vincitore </w:t>
+      </w:r>
+      <w:r>
+        <w:rPr>
+          <w:b/>
+          <w:bCs/>
+        </w:rPr>
+        <w:t>mantiene i soldi</w:t>
+      </w:r>
+      <w:r>
+        <w:t xml:space="preserve"> e torna a giocare; gli altri ricevono premi consolatori fissi</w:t>
       </w:r>
     </w:p>
     <w:p>
@@ -246,7 +638,7 @@
     </w:p>
     <w:tbl>
       <w:tblPr>
-        <w:tblW w:w="9500" w:type="dxa"/>
+        <w:tblW w:w="5000" w:type="dxa"/>
         <w:tblBorders>
           <w:top w:val="single" w:sz="4" w:space="0" w:color="auto"/>
           <w:left w:val="single" w:sz="4" w:space="0" w:color="auto"/>
@@ -264,15 +656,8 @@
       <w:tblGrid>
         <w:gridCol w:w="2500"/>
         <w:gridCol w:w="2500"/>
-        <w:gridCol w:w="4500"/>
       </w:tblGrid>
       <w:tr>
-        <w:tblPrEx>
-          <w:tblCellMar>
-            <w:top w:w="0" w:type="dxa"/>
-            <w:bottom w:w="0" w:type="dxa"/>
-          </w:tblCellMar>
-        </w:tblPrEx>
         <w:trPr>
           <w:tblHeader/>
         </w:trPr>
@@ -344,48 +729,8 @@
             </w:r>
           </w:p>
         </w:tc>
-        <w:tc>
-          <w:tcPr>
-            <w:tcW w:w="4500" w:type="dxa"/>
-            <w:tcBorders>
-              <w:top w:val="single" w:sz="1" w:space="0" w:color="7BBF8A"/>
-              <w:left w:val="single" w:sz="1" w:space="0" w:color="7BBF8A"/>
-              <w:bottom w:val="single" w:sz="1" w:space="0" w:color="7BBF8A"/>
-              <w:right w:val="single" w:sz="1" w:space="0" w:color="7BBF8A"/>
-            </w:tcBorders>
-            <w:shd w:val="clear" w:color="auto" w:fill="2E7D3F"/>
-            <w:tcMar>
-              <w:top w:w="100" w:type="dxa"/>
-              <w:left w:w="140" w:type="dxa"/>
-              <w:bottom w:w="100" w:type="dxa"/>
-              <w:right w:w="140" w:type="dxa"/>
-            </w:tcMar>
-            <w:vAlign w:val="center"/>
-          </w:tcPr>
-          <w:p>
-            <w:pPr>
-              <w:jc w:val="center"/>
-            </w:pPr>
-            <w:r>
-              <w:rPr>
-                <w:b/>
-                <w:bCs/>
-                <w:color w:val="FFFFFF"/>
-                <w:sz w:val="20"/>
-                <w:szCs w:val="20"/>
-              </w:rPr>
-              <w:t>Esempio di Categoria</w:t>
-            </w:r>
-          </w:p>
-        </w:tc>
       </w:tr>
       <w:tr>
-        <w:tblPrEx>
-          <w:tblCellMar>
-            <w:top w:w="0" w:type="dxa"/>
-            <w:bottom w:w="0" w:type="dxa"/>
-          </w:tblCellMar>
-        </w:tblPrEx>
         <w:tc>
           <w:tcPr>
             <w:tcW w:w="2500" w:type="dxa"/>
@@ -444,16 +789,18 @@
             </w:r>
           </w:p>
         </w:tc>
-        <w:tc>
-          <w:tcPr>
-            <w:tcW w:w="4500" w:type="dxa"/>
-            <w:tcBorders>
-              <w:top w:val="single" w:sz="1" w:space="0" w:color="7BBF8A"/>
-              <w:left w:val="single" w:sz="1" w:space="0" w:color="7BBF8A"/>
-              <w:bottom w:val="single" w:sz="1" w:space="0" w:color="7BBF8A"/>
-              <w:right w:val="single" w:sz="1" w:space="0" w:color="7BBF8A"/>
-            </w:tcBorders>
-            <w:shd w:val="clear" w:color="auto" w:fill="FFFFFF"/>
+      </w:tr>
+      <w:tr>
+        <w:tc>
+          <w:tcPr>
+            <w:tcW w:w="2500" w:type="dxa"/>
+            <w:tcBorders>
+              <w:top w:val="single" w:sz="1" w:space="0" w:color="7BBF8A"/>
+              <w:left w:val="single" w:sz="1" w:space="0" w:color="7BBF8A"/>
+              <w:bottom w:val="single" w:sz="1" w:space="0" w:color="7BBF8A"/>
+              <w:right w:val="single" w:sz="1" w:space="0" w:color="7BBF8A"/>
+            </w:tcBorders>
+            <w:shd w:val="clear" w:color="auto" w:fill="EEF7EF"/>
             <w:tcMar>
               <w:top w:w="80" w:type="dxa"/>
               <w:left w:w="140" w:type="dxa"/>
@@ -469,18 +816,10 @@
               </w:rPr>
             </w:pPr>
             <w:r>
-              <w:t>Scienza</w:t>
-            </w:r>
-          </w:p>
-        </w:tc>
-      </w:tr>
-      <w:tr>
-        <w:tblPrEx>
-          <w:tblCellMar>
-            <w:top w:w="0" w:type="dxa"/>
-            <w:bottom w:w="0" w:type="dxa"/>
-          </w:tblCellMar>
-        </w:tblPrEx>
+              <w:t>2</w:t>
+            </w:r>
+          </w:p>
+        </w:tc>
         <w:tc>
           <w:tcPr>
             <w:tcW w:w="2500" w:type="dxa"/>
@@ -506,10 +845,12 @@
               </w:rPr>
             </w:pPr>
             <w:r>
-              <w:t>2</w:t>
-            </w:r>
-          </w:p>
-        </w:tc>
+              <w:t>400</w:t>
+            </w:r>
+          </w:p>
+        </w:tc>
+      </w:tr>
+      <w:tr>
         <w:tc>
           <w:tcPr>
             <w:tcW w:w="2500" w:type="dxa"/>
@@ -519,7 +860,7 @@
               <w:bottom w:val="single" w:sz="1" w:space="0" w:color="7BBF8A"/>
               <w:right w:val="single" w:sz="1" w:space="0" w:color="7BBF8A"/>
             </w:tcBorders>
-            <w:shd w:val="clear" w:color="auto" w:fill="EEF7EF"/>
+            <w:shd w:val="clear" w:color="auto" w:fill="FFFFFF"/>
             <w:tcMar>
               <w:top w:w="80" w:type="dxa"/>
               <w:left w:w="140" w:type="dxa"/>
@@ -535,20 +876,20 @@
               </w:rPr>
             </w:pPr>
             <w:r>
-              <w:t>400</w:t>
-            </w:r>
-          </w:p>
-        </w:tc>
-        <w:tc>
-          <w:tcPr>
-            <w:tcW w:w="4500" w:type="dxa"/>
-            <w:tcBorders>
-              <w:top w:val="single" w:sz="1" w:space="0" w:color="7BBF8A"/>
-              <w:left w:val="single" w:sz="1" w:space="0" w:color="7BBF8A"/>
-              <w:bottom w:val="single" w:sz="1" w:space="0" w:color="7BBF8A"/>
-              <w:right w:val="single" w:sz="1" w:space="0" w:color="7BBF8A"/>
-            </w:tcBorders>
-            <w:shd w:val="clear" w:color="auto" w:fill="EEF7EF"/>
+              <w:t>3</w:t>
+            </w:r>
+          </w:p>
+        </w:tc>
+        <w:tc>
+          <w:tcPr>
+            <w:tcW w:w="2500" w:type="dxa"/>
+            <w:tcBorders>
+              <w:top w:val="single" w:sz="1" w:space="0" w:color="7BBF8A"/>
+              <w:left w:val="single" w:sz="1" w:space="0" w:color="7BBF8A"/>
+              <w:bottom w:val="single" w:sz="1" w:space="0" w:color="7BBF8A"/>
+              <w:right w:val="single" w:sz="1" w:space="0" w:color="7BBF8A"/>
+            </w:tcBorders>
+            <w:shd w:val="clear" w:color="auto" w:fill="FFFFFF"/>
             <w:tcMar>
               <w:top w:w="80" w:type="dxa"/>
               <w:left w:w="140" w:type="dxa"/>
@@ -564,18 +905,12 @@
               </w:rPr>
             </w:pPr>
             <w:r>
-              <w:t>Storia</w:t>
+              <w:t>600</w:t>
             </w:r>
           </w:p>
         </w:tc>
       </w:tr>
       <w:tr>
-        <w:tblPrEx>
-          <w:tblCellMar>
-            <w:top w:w="0" w:type="dxa"/>
-            <w:bottom w:w="0" w:type="dxa"/>
-          </w:tblCellMar>
-        </w:tblPrEx>
         <w:tc>
           <w:tcPr>
             <w:tcW w:w="2500" w:type="dxa"/>
@@ -585,7 +920,7 @@
               <w:bottom w:val="single" w:sz="1" w:space="0" w:color="7BBF8A"/>
               <w:right w:val="single" w:sz="1" w:space="0" w:color="7BBF8A"/>
             </w:tcBorders>
-            <w:shd w:val="clear" w:color="auto" w:fill="FFFFFF"/>
+            <w:shd w:val="clear" w:color="auto" w:fill="EEF7EF"/>
             <w:tcMar>
               <w:top w:w="80" w:type="dxa"/>
               <w:left w:w="140" w:type="dxa"/>
@@ -601,7 +936,7 @@
               </w:rPr>
             </w:pPr>
             <w:r>
-              <w:t>3</w:t>
+              <w:t>4</w:t>
             </w:r>
           </w:p>
         </w:tc>
@@ -614,7 +949,7 @@
               <w:bottom w:val="single" w:sz="1" w:space="0" w:color="7BBF8A"/>
               <w:right w:val="single" w:sz="1" w:space="0" w:color="7BBF8A"/>
             </w:tcBorders>
-            <w:shd w:val="clear" w:color="auto" w:fill="FFFFFF"/>
+            <w:shd w:val="clear" w:color="auto" w:fill="EEF7EF"/>
             <w:tcMar>
               <w:top w:w="80" w:type="dxa"/>
               <w:left w:w="140" w:type="dxa"/>
@@ -630,13 +965,15 @@
               </w:rPr>
             </w:pPr>
             <w:r>
-              <w:t>600</w:t>
-            </w:r>
-          </w:p>
-        </w:tc>
-        <w:tc>
-          <w:tcPr>
-            <w:tcW w:w="4500" w:type="dxa"/>
+              <w:t>800</w:t>
+            </w:r>
+          </w:p>
+        </w:tc>
+      </w:tr>
+      <w:tr>
+        <w:tc>
+          <w:tcPr>
+            <w:tcW w:w="2500" w:type="dxa"/>
             <w:tcBorders>
               <w:top w:val="single" w:sz="1" w:space="0" w:color="7BBF8A"/>
               <w:left w:val="single" w:sz="1" w:space="0" w:color="7BBF8A"/>
@@ -659,18 +996,10 @@
               </w:rPr>
             </w:pPr>
             <w:r>
-              <w:t>Arte</w:t>
-            </w:r>
-          </w:p>
-        </w:tc>
-      </w:tr>
-      <w:tr>
-        <w:tblPrEx>
-          <w:tblCellMar>
-            <w:top w:w="0" w:type="dxa"/>
-            <w:bottom w:w="0" w:type="dxa"/>
-          </w:tblCellMar>
-        </w:tblPrEx>
+              <w:t>5 (difficile)</w:t>
+            </w:r>
+          </w:p>
+        </w:tc>
         <w:tc>
           <w:tcPr>
             <w:tcW w:w="2500" w:type="dxa"/>
@@ -680,7 +1009,7 @@
               <w:bottom w:val="single" w:sz="1" w:space="0" w:color="7BBF8A"/>
               <w:right w:val="single" w:sz="1" w:space="0" w:color="7BBF8A"/>
             </w:tcBorders>
-            <w:shd w:val="clear" w:color="auto" w:fill="EEF7EF"/>
+            <w:shd w:val="clear" w:color="auto" w:fill="FFFFFF"/>
             <w:tcMar>
               <w:top w:w="80" w:type="dxa"/>
               <w:left w:w="140" w:type="dxa"/>
@@ -696,160 +1025,7 @@
               </w:rPr>
             </w:pPr>
             <w:r>
-              <w:t>4</w:t>
-            </w:r>
-          </w:p>
-        </w:tc>
-        <w:tc>
-          <w:tcPr>
-            <w:tcW w:w="2500" w:type="dxa"/>
-            <w:tcBorders>
-              <w:top w:val="single" w:sz="1" w:space="0" w:color="7BBF8A"/>
-              <w:left w:val="single" w:sz="1" w:space="0" w:color="7BBF8A"/>
-              <w:bottom w:val="single" w:sz="1" w:space="0" w:color="7BBF8A"/>
-              <w:right w:val="single" w:sz="1" w:space="0" w:color="7BBF8A"/>
-            </w:tcBorders>
-            <w:shd w:val="clear" w:color="auto" w:fill="EEF7EF"/>
-            <w:tcMar>
-              <w:top w:w="80" w:type="dxa"/>
-              <w:left w:w="140" w:type="dxa"/>
-              <w:bottom w:w="80" w:type="dxa"/>
-              <w:right w:w="140" w:type="dxa"/>
-            </w:tcMar>
-          </w:tcPr>
-          <w:p>
-            <w:pPr>
-              <w:rPr>
-                <w:sz w:val="24"/>
-                <w:szCs w:val="24"/>
-              </w:rPr>
-            </w:pPr>
-            <w:r>
-              <w:t>800</w:t>
-            </w:r>
-          </w:p>
-        </w:tc>
-        <w:tc>
-          <w:tcPr>
-            <w:tcW w:w="4500" w:type="dxa"/>
-            <w:tcBorders>
-              <w:top w:val="single" w:sz="1" w:space="0" w:color="7BBF8A"/>
-              <w:left w:val="single" w:sz="1" w:space="0" w:color="7BBF8A"/>
-              <w:bottom w:val="single" w:sz="1" w:space="0" w:color="7BBF8A"/>
-              <w:right w:val="single" w:sz="1" w:space="0" w:color="7BBF8A"/>
-            </w:tcBorders>
-            <w:shd w:val="clear" w:color="auto" w:fill="EEF7EF"/>
-            <w:tcMar>
-              <w:top w:w="80" w:type="dxa"/>
-              <w:left w:w="140" w:type="dxa"/>
-              <w:bottom w:w="80" w:type="dxa"/>
-              <w:right w:w="140" w:type="dxa"/>
-            </w:tcMar>
-          </w:tcPr>
-          <w:p>
-            <w:pPr>
-              <w:rPr>
-                <w:sz w:val="24"/>
-                <w:szCs w:val="24"/>
-              </w:rPr>
-            </w:pPr>
-            <w:r>
-              <w:t>Letteratura</w:t>
-            </w:r>
-          </w:p>
-        </w:tc>
-      </w:tr>
-      <w:tr>
-        <w:tblPrEx>
-          <w:tblCellMar>
-            <w:top w:w="0" w:type="dxa"/>
-            <w:bottom w:w="0" w:type="dxa"/>
-          </w:tblCellMar>
-        </w:tblPrEx>
-        <w:tc>
-          <w:tcPr>
-            <w:tcW w:w="2500" w:type="dxa"/>
-            <w:tcBorders>
-              <w:top w:val="single" w:sz="1" w:space="0" w:color="7BBF8A"/>
-              <w:left w:val="single" w:sz="1" w:space="0" w:color="7BBF8A"/>
-              <w:bottom w:val="single" w:sz="1" w:space="0" w:color="7BBF8A"/>
-              <w:right w:val="single" w:sz="1" w:space="0" w:color="7BBF8A"/>
-            </w:tcBorders>
-            <w:shd w:val="clear" w:color="auto" w:fill="FFFFFF"/>
-            <w:tcMar>
-              <w:top w:w="80" w:type="dxa"/>
-              <w:left w:w="140" w:type="dxa"/>
-              <w:bottom w:w="80" w:type="dxa"/>
-              <w:right w:w="140" w:type="dxa"/>
-            </w:tcMar>
-          </w:tcPr>
-          <w:p>
-            <w:pPr>
-              <w:rPr>
-                <w:sz w:val="24"/>
-                <w:szCs w:val="24"/>
-              </w:rPr>
-            </w:pPr>
-            <w:r>
-              <w:t>5 (difficile)</w:t>
-            </w:r>
-          </w:p>
-        </w:tc>
-        <w:tc>
-          <w:tcPr>
-            <w:tcW w:w="2500" w:type="dxa"/>
-            <w:tcBorders>
-              <w:top w:val="single" w:sz="1" w:space="0" w:color="7BBF8A"/>
-              <w:left w:val="single" w:sz="1" w:space="0" w:color="7BBF8A"/>
-              <w:bottom w:val="single" w:sz="1" w:space="0" w:color="7BBF8A"/>
-              <w:right w:val="single" w:sz="1" w:space="0" w:color="7BBF8A"/>
-            </w:tcBorders>
-            <w:shd w:val="clear" w:color="auto" w:fill="FFFFFF"/>
-            <w:tcMar>
-              <w:top w:w="80" w:type="dxa"/>
-              <w:left w:w="140" w:type="dxa"/>
-              <w:bottom w:w="80" w:type="dxa"/>
-              <w:right w:w="140" w:type="dxa"/>
-            </w:tcMar>
-          </w:tcPr>
-          <w:p>
-            <w:pPr>
-              <w:rPr>
-                <w:sz w:val="24"/>
-                <w:szCs w:val="24"/>
-              </w:rPr>
-            </w:pPr>
-            <w:r>
               <w:t>1000</w:t>
-            </w:r>
-          </w:p>
-        </w:tc>
-        <w:tc>
-          <w:tcPr>
-            <w:tcW w:w="4500" w:type="dxa"/>
-            <w:tcBorders>
-              <w:top w:val="single" w:sz="1" w:space="0" w:color="7BBF8A"/>
-              <w:left w:val="single" w:sz="1" w:space="0" w:color="7BBF8A"/>
-              <w:bottom w:val="single" w:sz="1" w:space="0" w:color="7BBF8A"/>
-              <w:right w:val="single" w:sz="1" w:space="0" w:color="7BBF8A"/>
-            </w:tcBorders>
-            <w:shd w:val="clear" w:color="auto" w:fill="FFFFFF"/>
-            <w:tcMar>
-              <w:top w:w="80" w:type="dxa"/>
-              <w:left w:w="140" w:type="dxa"/>
-              <w:bottom w:w="80" w:type="dxa"/>
-              <w:right w:w="140" w:type="dxa"/>
-            </w:tcMar>
-          </w:tcPr>
-          <w:p>
-            <w:pPr>
-              <w:rPr>
-                <w:sz w:val="24"/>
-                <w:szCs w:val="24"/>
-              </w:rPr>
-            </w:pPr>
-            <w:r>
-              <w:t>Sport</w:t>
             </w:r>
           </w:p>
         </w:tc>
@@ -863,6 +1039,60 @@
           <w:szCs w:val="24"/>
         </w:rPr>
       </w:pPr>
+      <w:r>
+        <w:rPr>
+          <w:noProof/>
+        </w:rPr>
+        <w:lastRenderedPageBreak/>
+        <w:drawing>
+          <wp:inline distT="0" distB="0" distL="0" distR="0" wp14:anchorId="74D95EAD" wp14:editId="0A1608CB">
+            <wp:extent cx="4535617" cy="1889760"/>
+            <wp:effectExtent l="0" t="0" r="0" b="0"/>
+            <wp:docPr id="1677846942" name="Immagine 1" descr="How to Make a Jeopardy Game in 2026 (5 Methods Compared)"/>
+            <wp:cNvGraphicFramePr>
+              <a:graphicFrameLocks xmlns:a="http://schemas.openxmlformats.org/drawingml/2006/main" noChangeAspect="1"/>
+            </wp:cNvGraphicFramePr>
+            <a:graphic xmlns:a="http://schemas.openxmlformats.org/drawingml/2006/main">
+              <a:graphicData uri="http://schemas.openxmlformats.org/drawingml/2006/picture">
+                <pic:pic xmlns:pic="http://schemas.openxmlformats.org/drawingml/2006/picture">
+                  <pic:nvPicPr>
+                    <pic:cNvPr id="0" name="Picture 25" descr="How to Make a Jeopardy Game in 2026 (5 Methods Compared)"/>
+                    <pic:cNvPicPr>
+                      <a:picLocks noChangeAspect="1" noChangeArrowheads="1"/>
+                    </pic:cNvPicPr>
+                  </pic:nvPicPr>
+                  <pic:blipFill>
+                    <a:blip r:embed="rId7" cstate="print">
+                      <a:extLst>
+                        <a:ext uri="{28A0092B-C50C-407E-A947-70E740481C1C}">
+                          <a14:useLocalDpi xmlns:a14="http://schemas.microsoft.com/office/drawing/2010/main" val="0"/>
+                        </a:ext>
+                      </a:extLst>
+                    </a:blip>
+                    <a:srcRect/>
+                    <a:stretch>
+                      <a:fillRect/>
+                    </a:stretch>
+                  </pic:blipFill>
+                  <pic:spPr bwMode="auto">
+                    <a:xfrm>
+                      <a:off x="0" y="0"/>
+                      <a:ext cx="4550313" cy="1895883"/>
+                    </a:xfrm>
+                    <a:prstGeom prst="rect">
+                      <a:avLst/>
+                    </a:prstGeom>
+                    <a:noFill/>
+                    <a:ln>
+                      <a:noFill/>
+                    </a:ln>
+                  </pic:spPr>
+                </pic:pic>
+              </a:graphicData>
+            </a:graphic>
+          </wp:inline>
+        </w:drawing>
+      </w:r>
     </w:p>
     <w:p>
       <w:pPr>
@@ -952,12 +1182,6 @@
         <w:gridCol w:w="7618"/>
       </w:tblGrid>
       <w:tr>
-        <w:tblPrEx>
-          <w:tblCellMar>
-            <w:top w:w="0" w:type="dxa"/>
-            <w:bottom w:w="0" w:type="dxa"/>
-          </w:tblCellMar>
-        </w:tblPrEx>
         <w:trPr>
           <w:tblHeader/>
         </w:trPr>
@@ -1031,12 +1255,6 @@
         </w:tc>
       </w:tr>
       <w:tr>
-        <w:tblPrEx>
-          <w:tblCellMar>
-            <w:top w:w="0" w:type="dxa"/>
-            <w:bottom w:w="0" w:type="dxa"/>
-          </w:tblCellMar>
-        </w:tblPrEx>
         <w:tc>
           <w:tcPr>
             <w:tcW w:w="1842" w:type="dxa"/>
@@ -1085,12 +1303,6 @@
         </w:tc>
       </w:tr>
       <w:tr>
-        <w:tblPrEx>
-          <w:tblCellMar>
-            <w:top w:w="0" w:type="dxa"/>
-            <w:bottom w:w="0" w:type="dxa"/>
-          </w:tblCellMar>
-        </w:tblPrEx>
         <w:tc>
           <w:tcPr>
             <w:tcW w:w="1842" w:type="dxa"/>
@@ -1139,12 +1351,6 @@
         </w:tc>
       </w:tr>
       <w:tr>
-        <w:tblPrEx>
-          <w:tblCellMar>
-            <w:top w:w="0" w:type="dxa"/>
-            <w:bottom w:w="0" w:type="dxa"/>
-          </w:tblCellMar>
-        </w:tblPrEx>
         <w:tc>
           <w:tcPr>
             <w:tcW w:w="1842" w:type="dxa"/>
@@ -1193,12 +1399,6 @@
         </w:tc>
       </w:tr>
       <w:tr>
-        <w:tblPrEx>
-          <w:tblCellMar>
-            <w:top w:w="0" w:type="dxa"/>
-            <w:bottom w:w="0" w:type="dxa"/>
-          </w:tblCellMar>
-        </w:tblPrEx>
         <w:tc>
           <w:tcPr>
             <w:tcW w:w="1842" w:type="dxa"/>
@@ -1247,12 +1447,6 @@
         </w:tc>
       </w:tr>
       <w:tr>
-        <w:tblPrEx>
-          <w:tblCellMar>
-            <w:top w:w="0" w:type="dxa"/>
-            <w:bottom w:w="0" w:type="dxa"/>
-          </w:tblCellMar>
-        </w:tblPrEx>
         <w:tc>
           <w:tcPr>
             <w:tcW w:w="1842" w:type="dxa"/>
@@ -1306,12 +1500,6 @@
         </w:tc>
       </w:tr>
       <w:tr>
-        <w:tblPrEx>
-          <w:tblCellMar>
-            <w:top w:w="0" w:type="dxa"/>
-            <w:bottom w:w="0" w:type="dxa"/>
-          </w:tblCellMar>
-        </w:tblPrEx>
         <w:tc>
           <w:tcPr>
             <w:tcW w:w="1842" w:type="dxa"/>
@@ -1331,7 +1519,7 @@
           </w:tcPr>
           <w:p>
             <w:r>
-              <w:t>Host</w:t>
+              <w:t>Conduttore</w:t>
             </w:r>
           </w:p>
         </w:tc>
@@ -1375,7 +1563,6 @@
         <w:ind w:left="200" w:right="200"/>
       </w:pPr>
       <w:r>
-        <w:lastRenderedPageBreak/>
         <w:t>Le classi di Jeopardy! — il modello di riferimento</w:t>
       </w:r>
     </w:p>
@@ -1439,12 +1626,6 @@
         <w:gridCol w:w="4460"/>
       </w:tblGrid>
       <w:tr>
-        <w:tblPrEx>
-          <w:tblCellMar>
-            <w:top w:w="0" w:type="dxa"/>
-            <w:bottom w:w="0" w:type="dxa"/>
-          </w:tblCellMar>
-        </w:tblPrEx>
         <w:trPr>
           <w:tblHeader/>
         </w:trPr>
@@ -1552,12 +1733,6 @@
         </w:tc>
       </w:tr>
       <w:tr>
-        <w:tblPrEx>
-          <w:tblCellMar>
-            <w:top w:w="0" w:type="dxa"/>
-            <w:bottom w:w="0" w:type="dxa"/>
-          </w:tblCellMar>
-        </w:tblPrEx>
         <w:tc>
           <w:tcPr>
             <w:tcW w:w="1800" w:type="dxa"/>
@@ -1677,12 +1852,6 @@
         </w:tc>
       </w:tr>
       <w:tr>
-        <w:tblPrEx>
-          <w:tblCellMar>
-            <w:top w:w="0" w:type="dxa"/>
-            <w:bottom w:w="0" w:type="dxa"/>
-          </w:tblCellMar>
-        </w:tblPrEx>
         <w:tc>
           <w:tcPr>
             <w:tcW w:w="1800" w:type="dxa"/>
@@ -1708,6 +1877,7 @@
               </w:rPr>
             </w:pPr>
             <w:r>
+              <w:lastRenderedPageBreak/>
               <w:t>Tabellone</w:t>
             </w:r>
           </w:p>
@@ -1787,12 +1957,6 @@
         </w:tc>
       </w:tr>
       <w:tr>
-        <w:tblPrEx>
-          <w:tblCellMar>
-            <w:top w:w="0" w:type="dxa"/>
-            <w:bottom w:w="0" w:type="dxa"/>
-          </w:tblCellMar>
-        </w:tblPrEx>
         <w:tc>
           <w:tcPr>
             <w:tcW w:w="1800" w:type="dxa"/>
@@ -1902,12 +2066,6 @@
         </w:tc>
       </w:tr>
       <w:tr>
-        <w:tblPrEx>
-          <w:tblCellMar>
-            <w:top w:w="0" w:type="dxa"/>
-            <w:bottom w:w="0" w:type="dxa"/>
-          </w:tblCellMar>
-        </w:tblPrEx>
         <w:tc>
           <w:tcPr>
             <w:tcW w:w="1800" w:type="dxa"/>
@@ -1933,7 +2091,7 @@
               </w:rPr>
             </w:pPr>
             <w:r>
-              <w:t>Host</w:t>
+              <w:t>Conduttore</w:t>
             </w:r>
           </w:p>
         </w:tc>
@@ -2007,12 +2165,6 @@
         </w:tc>
       </w:tr>
       <w:tr>
-        <w:tblPrEx>
-          <w:tblCellMar>
-            <w:top w:w="0" w:type="dxa"/>
-            <w:bottom w:w="0" w:type="dxa"/>
-          </w:tblCellMar>
-        </w:tblPrEx>
         <w:tc>
           <w:tcPr>
             <w:tcW w:w="1800" w:type="dxa"/>
@@ -2073,7 +2225,10 @@
           </w:p>
           <w:p>
             <w:r>
-              <w:t xml:space="preserve">Host </w:t>
+              <w:t>Conduttore</w:t>
+            </w:r>
+            <w:r>
+              <w:t xml:space="preserve"> </w:t>
             </w:r>
           </w:p>
           <w:p>
@@ -2129,25 +2284,18 @@
             </w:r>
           </w:p>
           <w:p>
-            <w:pPr>
-              <w:rPr>
-                <w:sz w:val="24"/>
-                <w:szCs w:val="24"/>
-              </w:rPr>
-            </w:pPr>
             <w:r>
               <w:t>Determinare il vincitore</w:t>
+            </w:r>
+          </w:p>
+          <w:p>
+            <w:r>
+              <w:t>Visualizzare le informazioni</w:t>
             </w:r>
           </w:p>
         </w:tc>
       </w:tr>
       <w:tr>
-        <w:tblPrEx>
-          <w:tblCellMar>
-            <w:top w:w="0" w:type="dxa"/>
-            <w:bottom w:w="0" w:type="dxa"/>
-          </w:tblCellMar>
-        </w:tblPrEx>
         <w:tc>
           <w:tcPr>
             <w:tcW w:w="1800" w:type="dxa"/>
@@ -2365,12 +2513,6 @@
         <w:gridCol w:w="4260"/>
       </w:tblGrid>
       <w:tr>
-        <w:tblPrEx>
-          <w:tblCellMar>
-            <w:top w:w="0" w:type="dxa"/>
-            <w:bottom w:w="0" w:type="dxa"/>
-          </w:tblCellMar>
-        </w:tblPrEx>
         <w:trPr>
           <w:tblHeader/>
         </w:trPr>
@@ -2512,12 +2654,6 @@
         </w:tc>
       </w:tr>
       <w:tr>
-        <w:tblPrEx>
-          <w:tblCellMar>
-            <w:top w:w="0" w:type="dxa"/>
-            <w:bottom w:w="0" w:type="dxa"/>
-          </w:tblCellMar>
-        </w:tblPrEx>
         <w:tc>
           <w:tcPr>
             <w:tcW w:w="1600" w:type="dxa"/>
@@ -2570,10 +2706,7 @@
               <w:t>Possiede</w:t>
             </w:r>
             <w:r>
-              <w:t xml:space="preserve"> </w:t>
-            </w:r>
-            <w:r>
-              <w:t xml:space="preserve">e </w:t>
+              <w:t xml:space="preserve"> e </w:t>
             </w:r>
             <w:r>
               <w:rPr>
@@ -2637,12 +2770,6 @@
         </w:tc>
       </w:tr>
       <w:tr>
-        <w:tblPrEx>
-          <w:tblCellMar>
-            <w:top w:w="0" w:type="dxa"/>
-            <w:bottom w:w="0" w:type="dxa"/>
-          </w:tblCellMar>
-        </w:tblPrEx>
         <w:tc>
           <w:tcPr>
             <w:tcW w:w="1600" w:type="dxa"/>
@@ -2759,12 +2886,6 @@
         </w:tc>
       </w:tr>
       <w:tr>
-        <w:tblPrEx>
-          <w:tblCellMar>
-            <w:top w:w="0" w:type="dxa"/>
-            <w:bottom w:w="0" w:type="dxa"/>
-          </w:tblCellMar>
-        </w:tblPrEx>
         <w:tc>
           <w:tcPr>
             <w:tcW w:w="1600" w:type="dxa"/>
@@ -2847,7 +2968,7 @@
           </w:tcPr>
           <w:p>
             <w:r>
-              <w:t>Host</w:t>
+              <w:t>Conduttore</w:t>
             </w:r>
           </w:p>
         </w:tc>
@@ -2875,18 +2996,18 @@
             </w:r>
             <w:proofErr w:type="spellEnd"/>
             <w:r>
-              <w:t xml:space="preserve"> possiede l'Host e lo usa per presentare le risposte e validare le domande.</w:t>
+              <w:t xml:space="preserve"> possiede </w:t>
+            </w:r>
+            <w:r>
+              <w:t>il conduttore</w:t>
+            </w:r>
+            <w:r>
+              <w:t xml:space="preserve"> e lo usa per presentare le risposte e validare le domande.</w:t>
             </w:r>
           </w:p>
         </w:tc>
       </w:tr>
       <w:tr>
-        <w:tblPrEx>
-          <w:tblCellMar>
-            <w:top w:w="0" w:type="dxa"/>
-            <w:bottom w:w="0" w:type="dxa"/>
-          </w:tblCellMar>
-        </w:tblPrEx>
         <w:tc>
           <w:tcPr>
             <w:tcW w:w="1600" w:type="dxa"/>
@@ -2906,7 +3027,7 @@
           </w:tcPr>
           <w:p>
             <w:r>
-              <w:t>Host</w:t>
+              <w:t>Conduttore</w:t>
             </w:r>
           </w:p>
         </w:tc>
@@ -2985,7 +3106,10 @@
           </w:tcPr>
           <w:p>
             <w:r>
-              <w:t xml:space="preserve">L'Host legge il testo della Cella corrente e chiede a </w:t>
+              <w:t>Il conduttore</w:t>
+            </w:r>
+            <w:r>
+              <w:t xml:space="preserve"> legge il testo della Cella corrente e chiede a </w:t>
             </w:r>
             <w:proofErr w:type="spellStart"/>
             <w:r>
@@ -2999,12 +3123,6 @@
         </w:tc>
       </w:tr>
       <w:tr>
-        <w:tblPrEx>
-          <w:tblCellMar>
-            <w:top w:w="0" w:type="dxa"/>
-            <w:bottom w:w="0" w:type="dxa"/>
-          </w:tblCellMar>
-        </w:tblPrEx>
         <w:tc>
           <w:tcPr>
             <w:tcW w:w="1600" w:type="dxa"/>
@@ -3114,12 +3232,6 @@
         </w:tc>
       </w:tr>
       <w:tr>
-        <w:tblPrEx>
-          <w:tblCellMar>
-            <w:top w:w="0" w:type="dxa"/>
-            <w:bottom w:w="0" w:type="dxa"/>
-          </w:tblCellMar>
-        </w:tblPrEx>
         <w:tc>
           <w:tcPr>
             <w:tcW w:w="1600" w:type="dxa"/>
@@ -3225,12 +3337,6 @@
         </w:tc>
       </w:tr>
       <w:tr>
-        <w:tblPrEx>
-          <w:tblCellMar>
-            <w:top w:w="0" w:type="dxa"/>
-            <w:bottom w:w="0" w:type="dxa"/>
-          </w:tblCellMar>
-        </w:tblPrEx>
         <w:tc>
           <w:tcPr>
             <w:tcW w:w="1600" w:type="dxa"/>
@@ -3347,12 +3453,6 @@
         </w:tc>
       </w:tr>
       <w:tr>
-        <w:tblPrEx>
-          <w:tblCellMar>
-            <w:top w:w="0" w:type="dxa"/>
-            <w:bottom w:w="0" w:type="dxa"/>
-          </w:tblCellMar>
-        </w:tblPrEx>
         <w:tc>
           <w:tcPr>
             <w:tcW w:w="1600" w:type="dxa"/>
@@ -3469,12 +3569,6 @@
         </w:tc>
       </w:tr>
       <w:tr>
-        <w:tblPrEx>
-          <w:tblCellMar>
-            <w:top w:w="0" w:type="dxa"/>
-            <w:bottom w:w="0" w:type="dxa"/>
-          </w:tblCellMar>
-        </w:tblPrEx>
         <w:tc>
           <w:tcPr>
             <w:tcW w:w="1600" w:type="dxa"/>
@@ -3601,12 +3695,6 @@
         </w:tc>
       </w:tr>
       <w:tr>
-        <w:tblPrEx>
-          <w:tblCellMar>
-            <w:top w:w="0" w:type="dxa"/>
-            <w:bottom w:w="0" w:type="dxa"/>
-          </w:tblCellMar>
-        </w:tblPrEx>
         <w:tc>
           <w:tcPr>
             <w:tcW w:w="1600" w:type="dxa"/>
@@ -3627,7 +3715,7 @@
           <w:p>
             <w:proofErr w:type="spellStart"/>
             <w:r>
-              <w:t>IOTestuale</w:t>
+              <w:t>GameEngine</w:t>
             </w:r>
             <w:proofErr w:type="spellEnd"/>
           </w:p>
@@ -3685,171 +3773,47 @@
           <w:p>
             <w:proofErr w:type="spellStart"/>
             <w:r>
+              <w:t>IOTestuale</w:t>
+            </w:r>
+            <w:proofErr w:type="spellEnd"/>
+          </w:p>
+        </w:tc>
+        <w:tc>
+          <w:tcPr>
+            <w:tcW w:w="4260" w:type="dxa"/>
+            <w:tcBorders>
+              <w:top w:val="single" w:sz="1" w:space="0" w:color="7BBF8A"/>
+              <w:left w:val="single" w:sz="1" w:space="0" w:color="7BBF8A"/>
+              <w:bottom w:val="single" w:sz="1" w:space="0" w:color="7BBF8A"/>
+              <w:right w:val="single" w:sz="1" w:space="0" w:color="7BBF8A"/>
+            </w:tcBorders>
+            <w:shd w:val="clear" w:color="auto" w:fill="EEF7EF"/>
+            <w:tcMar>
+              <w:top w:w="80" w:type="dxa"/>
+              <w:left w:w="140" w:type="dxa"/>
+              <w:bottom w:w="80" w:type="dxa"/>
+              <w:right w:w="140" w:type="dxa"/>
+            </w:tcMar>
+          </w:tcPr>
+          <w:p>
+            <w:proofErr w:type="spellStart"/>
+            <w:r>
               <w:t>GameEngine</w:t>
             </w:r>
             <w:proofErr w:type="spellEnd"/>
-          </w:p>
-        </w:tc>
-        <w:tc>
-          <w:tcPr>
-            <w:tcW w:w="4260" w:type="dxa"/>
-            <w:tcBorders>
-              <w:top w:val="single" w:sz="1" w:space="0" w:color="7BBF8A"/>
-              <w:left w:val="single" w:sz="1" w:space="0" w:color="7BBF8A"/>
-              <w:bottom w:val="single" w:sz="1" w:space="0" w:color="7BBF8A"/>
-              <w:right w:val="single" w:sz="1" w:space="0" w:color="7BBF8A"/>
-            </w:tcBorders>
-            <w:shd w:val="clear" w:color="auto" w:fill="EEF7EF"/>
-            <w:tcMar>
-              <w:top w:w="80" w:type="dxa"/>
-              <w:left w:w="140" w:type="dxa"/>
-              <w:bottom w:w="80" w:type="dxa"/>
-              <w:right w:w="140" w:type="dxa"/>
-            </w:tcMar>
-          </w:tcPr>
-          <w:p>
+            <w:r>
+              <w:t xml:space="preserve"> usa </w:t>
+            </w:r>
             <w:proofErr w:type="spellStart"/>
             <w:r>
               <w:t>IOTestuale</w:t>
             </w:r>
             <w:proofErr w:type="spellEnd"/>
             <w:r>
-              <w:t xml:space="preserve"> legge lo stato della partita da </w:t>
-            </w:r>
-            <w:proofErr w:type="spellStart"/>
-            <w:r>
-              <w:t>GameEngine</w:t>
-            </w:r>
-            <w:proofErr w:type="spellEnd"/>
-            <w:r>
-              <w:t xml:space="preserve"> per visualizzarlo.</w:t>
-            </w:r>
-          </w:p>
-        </w:tc>
-      </w:tr>
-      <w:tr>
-        <w:tblPrEx>
-          <w:tblCellMar>
-            <w:top w:w="0" w:type="dxa"/>
-            <w:bottom w:w="0" w:type="dxa"/>
-          </w:tblCellMar>
-        </w:tblPrEx>
-        <w:tc>
-          <w:tcPr>
-            <w:tcW w:w="1600" w:type="dxa"/>
-            <w:tcBorders>
-              <w:top w:val="single" w:sz="1" w:space="0" w:color="7BBF8A"/>
-              <w:left w:val="single" w:sz="1" w:space="0" w:color="7BBF8A"/>
-              <w:bottom w:val="single" w:sz="1" w:space="0" w:color="7BBF8A"/>
-              <w:right w:val="single" w:sz="1" w:space="0" w:color="7BBF8A"/>
-            </w:tcBorders>
-            <w:shd w:val="clear" w:color="auto" w:fill="FFFFFF"/>
-            <w:tcMar>
-              <w:top w:w="80" w:type="dxa"/>
-              <w:left w:w="140" w:type="dxa"/>
-              <w:bottom w:w="80" w:type="dxa"/>
-              <w:right w:w="140" w:type="dxa"/>
-            </w:tcMar>
-          </w:tcPr>
-          <w:p>
-            <w:proofErr w:type="spellStart"/>
-            <w:r>
-              <w:t>GameEngine</w:t>
-            </w:r>
-            <w:proofErr w:type="spellEnd"/>
-          </w:p>
-        </w:tc>
-        <w:tc>
-          <w:tcPr>
-            <w:tcW w:w="1800" w:type="dxa"/>
-            <w:tcBorders>
-              <w:top w:val="single" w:sz="1" w:space="0" w:color="7BBF8A"/>
-              <w:left w:val="single" w:sz="1" w:space="0" w:color="7BBF8A"/>
-              <w:bottom w:val="single" w:sz="1" w:space="0" w:color="7BBF8A"/>
-              <w:right w:val="single" w:sz="1" w:space="0" w:color="7BBF8A"/>
-            </w:tcBorders>
-            <w:shd w:val="clear" w:color="auto" w:fill="FFFFFF"/>
-            <w:tcMar>
-              <w:top w:w="80" w:type="dxa"/>
-              <w:left w:w="140" w:type="dxa"/>
-              <w:bottom w:w="80" w:type="dxa"/>
-              <w:right w:w="140" w:type="dxa"/>
-            </w:tcMar>
-          </w:tcPr>
-          <w:p>
-            <w:pPr>
-              <w:rPr>
-                <w:b/>
-                <w:bCs/>
-              </w:rPr>
-            </w:pPr>
-            <w:r>
-              <w:rPr>
-                <w:b/>
-                <w:bCs/>
-              </w:rPr>
-              <w:t>Usa</w:t>
-            </w:r>
-          </w:p>
-        </w:tc>
-        <w:tc>
-          <w:tcPr>
-            <w:tcW w:w="1800" w:type="dxa"/>
-            <w:tcBorders>
-              <w:top w:val="single" w:sz="1" w:space="0" w:color="7BBF8A"/>
-              <w:left w:val="single" w:sz="1" w:space="0" w:color="7BBF8A"/>
-              <w:bottom w:val="single" w:sz="1" w:space="0" w:color="7BBF8A"/>
-              <w:right w:val="single" w:sz="1" w:space="0" w:color="7BBF8A"/>
-            </w:tcBorders>
-            <w:shd w:val="clear" w:color="auto" w:fill="FFFFFF"/>
-            <w:tcMar>
-              <w:top w:w="80" w:type="dxa"/>
-              <w:left w:w="140" w:type="dxa"/>
-              <w:bottom w:w="80" w:type="dxa"/>
-              <w:right w:w="140" w:type="dxa"/>
-            </w:tcMar>
-          </w:tcPr>
-          <w:p>
-            <w:proofErr w:type="spellStart"/>
-            <w:r>
-              <w:t>IOTestuale</w:t>
-            </w:r>
-            <w:proofErr w:type="spellEnd"/>
-          </w:p>
-        </w:tc>
-        <w:tc>
-          <w:tcPr>
-            <w:tcW w:w="4260" w:type="dxa"/>
-            <w:tcBorders>
-              <w:top w:val="single" w:sz="1" w:space="0" w:color="7BBF8A"/>
-              <w:left w:val="single" w:sz="1" w:space="0" w:color="7BBF8A"/>
-              <w:bottom w:val="single" w:sz="1" w:space="0" w:color="7BBF8A"/>
-              <w:right w:val="single" w:sz="1" w:space="0" w:color="7BBF8A"/>
-            </w:tcBorders>
-            <w:shd w:val="clear" w:color="auto" w:fill="FFFFFF"/>
-            <w:tcMar>
-              <w:top w:w="80" w:type="dxa"/>
-              <w:left w:w="140" w:type="dxa"/>
-              <w:bottom w:w="80" w:type="dxa"/>
-              <w:right w:w="140" w:type="dxa"/>
-            </w:tcMar>
-          </w:tcPr>
-          <w:p>
-            <w:proofErr w:type="spellStart"/>
-            <w:r>
-              <w:t>GameEngine</w:t>
-            </w:r>
-            <w:proofErr w:type="spellEnd"/>
-            <w:r>
-              <w:t xml:space="preserve"> usa </w:t>
-            </w:r>
-            <w:proofErr w:type="spellStart"/>
-            <w:r>
-              <w:t>IOTestuale</w:t>
-            </w:r>
-            <w:proofErr w:type="spellEnd"/>
-            <w:r>
-              <w:t xml:space="preserve"> sia per l'output che per le richieste di input.</w:t>
+              <w:t xml:space="preserve"> sia per l'output che per le </w:t>
+            </w:r>
+            <w:r>
+              <w:t>risposte dell’utente.</w:t>
             </w:r>
           </w:p>
         </w:tc>
@@ -3931,7 +3895,13 @@
         <w:spacing w:before="40" w:after="40"/>
       </w:pPr>
       <w:r>
-        <w:t xml:space="preserve">Presentazione: l'Host legge la risposta della Cella; </w:t>
+        <w:t xml:space="preserve">Presentazione: </w:t>
+      </w:r>
+      <w:r>
+        <w:t>il conduttore</w:t>
+      </w:r>
+      <w:r>
+        <w:t xml:space="preserve"> legge la risposta della Cella; </w:t>
       </w:r>
       <w:proofErr w:type="spellStart"/>
       <w:r>
@@ -3952,7 +3922,13 @@
         <w:spacing w:before="40" w:after="40"/>
       </w:pPr>
       <w:r>
-        <w:t>Buzzer e risposta: il primo Concorrente ad attivare il Buzzer fornisce la domanda; l'Host la valida.</w:t>
+        <w:t xml:space="preserve">Buzzer e risposta: il primo Concorrente ad attivare il Buzzer fornisce la domanda; </w:t>
+      </w:r>
+      <w:r>
+        <w:t>il conduttore</w:t>
+      </w:r>
+      <w:r>
+        <w:t xml:space="preserve"> la valida.</w:t>
       </w:r>
     </w:p>
     <w:p>
@@ -4103,7 +4079,13 @@
       </w:r>
       <w:proofErr w:type="spellEnd"/>
       <w:r>
-        <w:t xml:space="preserve">, Cella, Tabellone, Concorrente e Host non cambieranno la parte logica. Si riscriveranno solo Campo, Tastiera ed eventualmente </w:t>
+        <w:t xml:space="preserve">, Cella, Tabellone, Concorrente e </w:t>
+      </w:r>
+      <w:r>
+        <w:t>Conduttore</w:t>
+      </w:r>
+      <w:r>
+        <w:t xml:space="preserve"> non cambieranno la parte logica. Si riscriveranno solo Campo, Tastiera ed eventualmente </w:t>
       </w:r>
       <w:proofErr w:type="spellStart"/>
       <w:r>
@@ -4160,7 +4142,13 @@
       </w:r>
       <w:proofErr w:type="spellEnd"/>
       <w:r>
-        <w:t xml:space="preserve"> possiede Tabellone, Concorrenti e Host ed è l'unico a gestire i turni e l'esito. È una scelta consapevole per questa fase del progetto: permette di avere un unico punto di controllo. Quando il progetto crescerà, si potrà scomporre </w:t>
+        <w:t xml:space="preserve"> possiede Tabellone, Concorrenti e </w:t>
+      </w:r>
+      <w:r>
+        <w:t>Conduttore</w:t>
+      </w:r>
+      <w:r>
+        <w:t xml:space="preserve"> ed è l'unico a gestire i turni e l'esito. È una scelta consapevole per questa fase del progetto: permette di avere un unico punto di controllo. Quando il progetto crescerà, si potrà scomporre </w:t>
       </w:r>
       <w:proofErr w:type="spellStart"/>
       <w:r>
@@ -4416,7 +4404,13 @@
         <w:spacing w:before="80" w:after="80"/>
       </w:pPr>
       <w:r>
-        <w:t>Un tuo compagno sostiene che Host e Concorrente sono la stessa cosa e che basta una sola classe Partecipante. Ha ragione? Elenca almeno due differenze di comportamento o di stato che giustificano due classi distinte.</w:t>
+        <w:t xml:space="preserve">Un tuo compagno sostiene che </w:t>
+      </w:r>
+      <w:r>
+        <w:t>Conduttore</w:t>
+      </w:r>
+      <w:r>
+        <w:t xml:space="preserve"> e Concorrente sono la stessa cosa e che basta una sola classe Partecipante. Ha ragione? Elenca almeno due differenze di comportamento o di stato che giustificano due classi distinte.</w:t>
       </w:r>
     </w:p>
     <w:p>
@@ -4443,7 +4437,47 @@
           <w:sz w:val="20"/>
           <w:szCs w:val="20"/>
         </w:rPr>
-        <w:t>Guarda il modello: Host ha attributi che Concorrente non ha. E i metodi? Ci sono azioni che può fare solo l'Host?</w:t>
+        <w:t xml:space="preserve">Guarda il modello: </w:t>
+      </w:r>
+      <w:r>
+        <w:rPr>
+          <w:i/>
+          <w:iCs/>
+          <w:color w:val="3D3D3D"/>
+          <w:sz w:val="20"/>
+          <w:szCs w:val="20"/>
+        </w:rPr>
+        <w:t>Conduttore</w:t>
+      </w:r>
+      <w:r>
+        <w:rPr>
+          <w:i/>
+          <w:iCs/>
+          <w:color w:val="3D3D3D"/>
+          <w:sz w:val="20"/>
+          <w:szCs w:val="20"/>
+        </w:rPr>
+        <w:t xml:space="preserve"> ha attributi che Concorrente non ha. E i metodi? Ci sono azioni che può fare solo </w:t>
+      </w:r>
+      <w:r>
+        <w:rPr>
+          <w:i/>
+          <w:iCs/>
+          <w:color w:val="3D3D3D"/>
+          <w:sz w:val="20"/>
+          <w:szCs w:val="20"/>
+        </w:rPr>
+        <w:t>il conduttore</w:t>
+      </w:r>
+      <w:r>
+        <w:rPr>
+          <w:i/>
+          <w:iCs/>
+          <w:color w:val="3D3D3D"/>
+          <w:sz w:val="20"/>
+          <w:szCs w:val="20"/>
+        </w:rPr>
+        <w:t>?</w:t>
       </w:r>
     </w:p>
     <w:p>
@@ -5928,7 +5962,13 @@
         <w:spacing w:before="80" w:after="80"/>
       </w:pPr>
       <w:r>
-        <w:t>Sia Concorrente che Host hanno un riferimento allo stato del gioco corrente. Questo significa che stanno 'duplicando' la logica del round? Oppure è la scelta corretta? Giustifica la tua risposta usando il concetto di composizione.</w:t>
+        <w:t xml:space="preserve">Sia Concorrente che </w:t>
+      </w:r>
+      <w:r>
+        <w:t>Conduttore</w:t>
+      </w:r>
+      <w:r>
+        <w:t xml:space="preserve"> hanno un riferimento allo stato del gioco corrente. Questo significa che stanno 'duplicando' la logica del round? Oppure è la scelta corretta? Giustifica la tua risposta usando il concetto di composizione.</w:t>
       </w:r>
     </w:p>
     <w:p>
@@ -5955,7 +5995,27 @@
           <w:sz w:val="20"/>
           <w:szCs w:val="20"/>
         </w:rPr>
-        <w:t>Duplicare codice e duplicare la struttura sono due cose diverse. Concorrente e Host condividono informazioni, ma chi implementa la logica di validazione?</w:t>
+        <w:t xml:space="preserve">Duplicare codice e duplicare la struttura sono due cose diverse. Concorrente e </w:t>
+      </w:r>
+      <w:r>
+        <w:rPr>
+          <w:i/>
+          <w:iCs/>
+          <w:color w:val="3D3D3D"/>
+          <w:sz w:val="20"/>
+          <w:szCs w:val="20"/>
+        </w:rPr>
+        <w:t>Conduttore</w:t>
+      </w:r>
+      <w:r>
+        <w:rPr>
+          <w:i/>
+          <w:iCs/>
+          <w:color w:val="3D3D3D"/>
+          <w:sz w:val="20"/>
+          <w:szCs w:val="20"/>
+        </w:rPr>
+        <w:t xml:space="preserve"> condividono informazioni, ma chi implementa la logica di validazione?</w:t>
       </w:r>
     </w:p>
     <w:p>
@@ -6620,12 +6680,6 @@
         <w:gridCol w:w="6460"/>
       </w:tblGrid>
       <w:tr>
-        <w:tblPrEx>
-          <w:tblCellMar>
-            <w:top w:w="0" w:type="dxa"/>
-            <w:bottom w:w="0" w:type="dxa"/>
-          </w:tblCellMar>
-        </w:tblPrEx>
         <w:trPr>
           <w:tblHeader/>
         </w:trPr>
@@ -6733,12 +6787,6 @@
         </w:tc>
       </w:tr>
       <w:tr>
-        <w:tblPrEx>
-          <w:tblCellMar>
-            <w:top w:w="0" w:type="dxa"/>
-            <w:bottom w:w="0" w:type="dxa"/>
-          </w:tblCellMar>
-        </w:tblPrEx>
         <w:tc>
           <w:tcPr>
             <w:tcW w:w="800" w:type="dxa"/>
@@ -6822,12 +6870,6 @@
         </w:tc>
       </w:tr>
       <w:tr>
-        <w:tblPrEx>
-          <w:tblCellMar>
-            <w:top w:w="0" w:type="dxa"/>
-            <w:bottom w:w="0" w:type="dxa"/>
-          </w:tblCellMar>
-        </w:tblPrEx>
         <w:tc>
           <w:tcPr>
             <w:tcW w:w="800" w:type="dxa"/>
@@ -6911,12 +6953,6 @@
         </w:tc>
       </w:tr>
       <w:tr>
-        <w:tblPrEx>
-          <w:tblCellMar>
-            <w:top w:w="0" w:type="dxa"/>
-            <w:bottom w:w="0" w:type="dxa"/>
-          </w:tblCellMar>
-        </w:tblPrEx>
         <w:tc>
           <w:tcPr>
             <w:tcW w:w="800" w:type="dxa"/>
@@ -7000,12 +7036,6 @@
         </w:tc>
       </w:tr>
       <w:tr>
-        <w:tblPrEx>
-          <w:tblCellMar>
-            <w:top w:w="0" w:type="dxa"/>
-            <w:bottom w:w="0" w:type="dxa"/>
-          </w:tblCellMar>
-        </w:tblPrEx>
         <w:tc>
           <w:tcPr>
             <w:tcW w:w="800" w:type="dxa"/>
@@ -7089,12 +7119,6 @@
         </w:tc>
       </w:tr>
       <w:tr>
-        <w:tblPrEx>
-          <w:tblCellMar>
-            <w:top w:w="0" w:type="dxa"/>
-            <w:bottom w:w="0" w:type="dxa"/>
-          </w:tblCellMar>
-        </w:tblPrEx>
         <w:tc>
           <w:tcPr>
             <w:tcW w:w="800" w:type="dxa"/>
@@ -7178,12 +7202,6 @@
         </w:tc>
       </w:tr>
       <w:tr>
-        <w:tblPrEx>
-          <w:tblCellMar>
-            <w:top w:w="0" w:type="dxa"/>
-            <w:bottom w:w="0" w:type="dxa"/>
-          </w:tblCellMar>
-        </w:tblPrEx>
         <w:tc>
           <w:tcPr>
             <w:tcW w:w="800" w:type="dxa"/>
@@ -7273,8 +7291,8 @@
       </w:pPr>
     </w:p>
     <w:sectPr>
-      <w:headerReference w:type="default" r:id="rId7"/>
-      <w:footerReference w:type="default" r:id="rId8"/>
+      <w:headerReference w:type="default" r:id="rId8"/>
+      <w:footerReference w:type="default" r:id="rId9"/>
       <w:pgSz w:w="11906" w:h="16838"/>
       <w:pgMar w:top="1440" w:right="1280" w:bottom="1440" w:left="1280" w:header="708" w:footer="708" w:gutter="0"/>
       <w:cols w:space="720"/>
@@ -7470,6 +7488,304 @@
     </w:lvl>
   </w:abstractNum>
   <w:abstractNum w:abstractNumId="1" w15:restartNumberingAfterBreak="0">
+    <w:nsid w:val="47926DB5"/>
+    <w:multiLevelType w:val="multilevel"/>
+    <w:tmpl w:val="E95E566C"/>
+    <w:lvl w:ilvl="0">
+      <w:start w:val="1"/>
+      <w:numFmt w:val="bullet"/>
+      <w:lvlText w:val=""/>
+      <w:lvlJc w:val="left"/>
+      <w:pPr>
+        <w:tabs>
+          <w:tab w:val="num" w:pos="720"/>
+        </w:tabs>
+        <w:ind w:left="720" w:hanging="360"/>
+      </w:pPr>
+      <w:rPr>
+        <w:rFonts w:ascii="Symbol" w:hAnsi="Symbol" w:hint="default"/>
+        <w:sz w:val="20"/>
+      </w:rPr>
+    </w:lvl>
+    <w:lvl w:ilvl="1" w:tentative="1">
+      <w:start w:val="1"/>
+      <w:numFmt w:val="bullet"/>
+      <w:lvlText w:val="o"/>
+      <w:lvlJc w:val="left"/>
+      <w:pPr>
+        <w:tabs>
+          <w:tab w:val="num" w:pos="1440"/>
+        </w:tabs>
+        <w:ind w:left="1440" w:hanging="360"/>
+      </w:pPr>
+      <w:rPr>
+        <w:rFonts w:ascii="Courier New" w:hAnsi="Courier New" w:hint="default"/>
+        <w:sz w:val="20"/>
+      </w:rPr>
+    </w:lvl>
+    <w:lvl w:ilvl="2" w:tentative="1">
+      <w:start w:val="1"/>
+      <w:numFmt w:val="bullet"/>
+      <w:lvlText w:val=""/>
+      <w:lvlJc w:val="left"/>
+      <w:pPr>
+        <w:tabs>
+          <w:tab w:val="num" w:pos="2160"/>
+        </w:tabs>
+        <w:ind w:left="2160" w:hanging="360"/>
+      </w:pPr>
+      <w:rPr>
+        <w:rFonts w:ascii="Wingdings" w:hAnsi="Wingdings" w:hint="default"/>
+        <w:sz w:val="20"/>
+      </w:rPr>
+    </w:lvl>
+    <w:lvl w:ilvl="3" w:tentative="1">
+      <w:start w:val="1"/>
+      <w:numFmt w:val="bullet"/>
+      <w:lvlText w:val=""/>
+      <w:lvlJc w:val="left"/>
+      <w:pPr>
+        <w:tabs>
+          <w:tab w:val="num" w:pos="2880"/>
+        </w:tabs>
+        <w:ind w:left="2880" w:hanging="360"/>
+      </w:pPr>
+      <w:rPr>
+        <w:rFonts w:ascii="Wingdings" w:hAnsi="Wingdings" w:hint="default"/>
+        <w:sz w:val="20"/>
+      </w:rPr>
+    </w:lvl>
+    <w:lvl w:ilvl="4" w:tentative="1">
+      <w:start w:val="1"/>
+      <w:numFmt w:val="bullet"/>
+      <w:lvlText w:val=""/>
+      <w:lvlJc w:val="left"/>
+      <w:pPr>
+        <w:tabs>
+          <w:tab w:val="num" w:pos="3600"/>
+        </w:tabs>
+        <w:ind w:left="3600" w:hanging="360"/>
+      </w:pPr>
+      <w:rPr>
+        <w:rFonts w:ascii="Wingdings" w:hAnsi="Wingdings" w:hint="default"/>
+        <w:sz w:val="20"/>
+      </w:rPr>
+    </w:lvl>
+    <w:lvl w:ilvl="5" w:tentative="1">
+      <w:start w:val="1"/>
+      <w:numFmt w:val="bullet"/>
+      <w:lvlText w:val=""/>
+      <w:lvlJc w:val="left"/>
+      <w:pPr>
+        <w:tabs>
+          <w:tab w:val="num" w:pos="4320"/>
+        </w:tabs>
+        <w:ind w:left="4320" w:hanging="360"/>
+      </w:pPr>
+      <w:rPr>
+        <w:rFonts w:ascii="Wingdings" w:hAnsi="Wingdings" w:hint="default"/>
+        <w:sz w:val="20"/>
+      </w:rPr>
+    </w:lvl>
+    <w:lvl w:ilvl="6" w:tentative="1">
+      <w:start w:val="1"/>
+      <w:numFmt w:val="bullet"/>
+      <w:lvlText w:val=""/>
+      <w:lvlJc w:val="left"/>
+      <w:pPr>
+        <w:tabs>
+          <w:tab w:val="num" w:pos="5040"/>
+        </w:tabs>
+        <w:ind w:left="5040" w:hanging="360"/>
+      </w:pPr>
+      <w:rPr>
+        <w:rFonts w:ascii="Wingdings" w:hAnsi="Wingdings" w:hint="default"/>
+        <w:sz w:val="20"/>
+      </w:rPr>
+    </w:lvl>
+    <w:lvl w:ilvl="7" w:tentative="1">
+      <w:start w:val="1"/>
+      <w:numFmt w:val="bullet"/>
+      <w:lvlText w:val=""/>
+      <w:lvlJc w:val="left"/>
+      <w:pPr>
+        <w:tabs>
+          <w:tab w:val="num" w:pos="5760"/>
+        </w:tabs>
+        <w:ind w:left="5760" w:hanging="360"/>
+      </w:pPr>
+      <w:rPr>
+        <w:rFonts w:ascii="Wingdings" w:hAnsi="Wingdings" w:hint="default"/>
+        <w:sz w:val="20"/>
+      </w:rPr>
+    </w:lvl>
+    <w:lvl w:ilvl="8" w:tentative="1">
+      <w:start w:val="1"/>
+      <w:numFmt w:val="bullet"/>
+      <w:lvlText w:val=""/>
+      <w:lvlJc w:val="left"/>
+      <w:pPr>
+        <w:tabs>
+          <w:tab w:val="num" w:pos="6480"/>
+        </w:tabs>
+        <w:ind w:left="6480" w:hanging="360"/>
+      </w:pPr>
+      <w:rPr>
+        <w:rFonts w:ascii="Wingdings" w:hAnsi="Wingdings" w:hint="default"/>
+        <w:sz w:val="20"/>
+      </w:rPr>
+    </w:lvl>
+  </w:abstractNum>
+  <w:abstractNum w:abstractNumId="2" w15:restartNumberingAfterBreak="0">
+    <w:nsid w:val="6AF44E85"/>
+    <w:multiLevelType w:val="multilevel"/>
+    <w:tmpl w:val="F558ECF4"/>
+    <w:lvl w:ilvl="0">
+      <w:start w:val="1"/>
+      <w:numFmt w:val="bullet"/>
+      <w:lvlText w:val=""/>
+      <w:lvlJc w:val="left"/>
+      <w:pPr>
+        <w:tabs>
+          <w:tab w:val="num" w:pos="720"/>
+        </w:tabs>
+        <w:ind w:left="720" w:hanging="360"/>
+      </w:pPr>
+      <w:rPr>
+        <w:rFonts w:ascii="Symbol" w:hAnsi="Symbol" w:hint="default"/>
+        <w:sz w:val="20"/>
+      </w:rPr>
+    </w:lvl>
+    <w:lvl w:ilvl="1" w:tentative="1">
+      <w:start w:val="1"/>
+      <w:numFmt w:val="bullet"/>
+      <w:lvlText w:val="o"/>
+      <w:lvlJc w:val="left"/>
+      <w:pPr>
+        <w:tabs>
+          <w:tab w:val="num" w:pos="1440"/>
+        </w:tabs>
+        <w:ind w:left="1440" w:hanging="360"/>
+      </w:pPr>
+      <w:rPr>
+        <w:rFonts w:ascii="Courier New" w:hAnsi="Courier New" w:hint="default"/>
+        <w:sz w:val="20"/>
+      </w:rPr>
+    </w:lvl>
+    <w:lvl w:ilvl="2" w:tentative="1">
+      <w:start w:val="1"/>
+      <w:numFmt w:val="bullet"/>
+      <w:lvlText w:val=""/>
+      <w:lvlJc w:val="left"/>
+      <w:pPr>
+        <w:tabs>
+          <w:tab w:val="num" w:pos="2160"/>
+        </w:tabs>
+        <w:ind w:left="2160" w:hanging="360"/>
+      </w:pPr>
+      <w:rPr>
+        <w:rFonts w:ascii="Wingdings" w:hAnsi="Wingdings" w:hint="default"/>
+        <w:sz w:val="20"/>
+      </w:rPr>
+    </w:lvl>
+    <w:lvl w:ilvl="3" w:tentative="1">
+      <w:start w:val="1"/>
+      <w:numFmt w:val="bullet"/>
+      <w:lvlText w:val=""/>
+      <w:lvlJc w:val="left"/>
+      <w:pPr>
+        <w:tabs>
+          <w:tab w:val="num" w:pos="2880"/>
+        </w:tabs>
+        <w:ind w:left="2880" w:hanging="360"/>
+      </w:pPr>
+      <w:rPr>
+        <w:rFonts w:ascii="Wingdings" w:hAnsi="Wingdings" w:hint="default"/>
+        <w:sz w:val="20"/>
+      </w:rPr>
+    </w:lvl>
+    <w:lvl w:ilvl="4" w:tentative="1">
+      <w:start w:val="1"/>
+      <w:numFmt w:val="bullet"/>
+      <w:lvlText w:val=""/>
+      <w:lvlJc w:val="left"/>
+      <w:pPr>
+        <w:tabs>
+          <w:tab w:val="num" w:pos="3600"/>
+        </w:tabs>
+        <w:ind w:left="3600" w:hanging="360"/>
+      </w:pPr>
+      <w:rPr>
+        <w:rFonts w:ascii="Wingdings" w:hAnsi="Wingdings" w:hint="default"/>
+        <w:sz w:val="20"/>
+      </w:rPr>
+    </w:lvl>
+    <w:lvl w:ilvl="5" w:tentative="1">
+      <w:start w:val="1"/>
+      <w:numFmt w:val="bullet"/>
+      <w:lvlText w:val=""/>
+      <w:lvlJc w:val="left"/>
+      <w:pPr>
+        <w:tabs>
+          <w:tab w:val="num" w:pos="4320"/>
+        </w:tabs>
+        <w:ind w:left="4320" w:hanging="360"/>
+      </w:pPr>
+      <w:rPr>
+        <w:rFonts w:ascii="Wingdings" w:hAnsi="Wingdings" w:hint="default"/>
+        <w:sz w:val="20"/>
+      </w:rPr>
+    </w:lvl>
+    <w:lvl w:ilvl="6" w:tentative="1">
+      <w:start w:val="1"/>
+      <w:numFmt w:val="bullet"/>
+      <w:lvlText w:val=""/>
+      <w:lvlJc w:val="left"/>
+      <w:pPr>
+        <w:tabs>
+          <w:tab w:val="num" w:pos="5040"/>
+        </w:tabs>
+        <w:ind w:left="5040" w:hanging="360"/>
+      </w:pPr>
+      <w:rPr>
+        <w:rFonts w:ascii="Wingdings" w:hAnsi="Wingdings" w:hint="default"/>
+        <w:sz w:val="20"/>
+      </w:rPr>
+    </w:lvl>
+    <w:lvl w:ilvl="7" w:tentative="1">
+      <w:start w:val="1"/>
+      <w:numFmt w:val="bullet"/>
+      <w:lvlText w:val=""/>
+      <w:lvlJc w:val="left"/>
+      <w:pPr>
+        <w:tabs>
+          <w:tab w:val="num" w:pos="5760"/>
+        </w:tabs>
+        <w:ind w:left="5760" w:hanging="360"/>
+      </w:pPr>
+      <w:rPr>
+        <w:rFonts w:ascii="Wingdings" w:hAnsi="Wingdings" w:hint="default"/>
+        <w:sz w:val="20"/>
+      </w:rPr>
+    </w:lvl>
+    <w:lvl w:ilvl="8" w:tentative="1">
+      <w:start w:val="1"/>
+      <w:numFmt w:val="bullet"/>
+      <w:lvlText w:val=""/>
+      <w:lvlJc w:val="left"/>
+      <w:pPr>
+        <w:tabs>
+          <w:tab w:val="num" w:pos="6480"/>
+        </w:tabs>
+        <w:ind w:left="6480" w:hanging="360"/>
+      </w:pPr>
+      <w:rPr>
+        <w:rFonts w:ascii="Wingdings" w:hAnsi="Wingdings" w:hint="default"/>
+        <w:sz w:val="20"/>
+      </w:rPr>
+    </w:lvl>
+  </w:abstractNum>
+  <w:abstractNum w:abstractNumId="3" w15:restartNumberingAfterBreak="0">
     <w:nsid w:val="71483115"/>
     <w:multiLevelType w:val="hybridMultilevel"/>
     <w:tmpl w:val="C5306692"/>
@@ -7555,7 +7871,7 @@
       </w:pPr>
     </w:lvl>
   </w:abstractNum>
-  <w:abstractNum w:abstractNumId="2" w15:restartNumberingAfterBreak="0">
+  <w:abstractNum w:abstractNumId="4" w15:restartNumberingAfterBreak="0">
     <w:nsid w:val="7AF7381F"/>
     <w:multiLevelType w:val="hybridMultilevel"/>
     <w:tmpl w:val="7576AD14"/>
@@ -7610,13 +7926,13 @@
     </w:lvl>
   </w:abstractNum>
   <w:num w:numId="1" w16cid:durableId="407116854">
-    <w:abstractNumId w:val="1"/>
+    <w:abstractNumId w:val="3"/>
     <w:lvlOverride w:ilvl="0">
       <w:startOverride w:val="1"/>
     </w:lvlOverride>
   </w:num>
   <w:num w:numId="2" w16cid:durableId="1995140925">
-    <w:abstractNumId w:val="2"/>
+    <w:abstractNumId w:val="4"/>
     <w:lvlOverride w:ilvl="0">
       <w:startOverride w:val="1"/>
     </w:lvlOverride>
@@ -7626,6 +7942,12 @@
     <w:lvlOverride w:ilvl="0">
       <w:startOverride w:val="1"/>
     </w:lvlOverride>
+  </w:num>
+  <w:num w:numId="4" w16cid:durableId="2100321395">
+    <w:abstractNumId w:val="1"/>
+  </w:num>
+  <w:num w:numId="5" w16cid:durableId="1993672940">
+    <w:abstractNumId w:val="2"/>
   </w:num>
 </w:numbering>
 </file>
@@ -8118,7 +8440,6 @@
   <w:style w:type="character" w:default="1" w:styleId="Carpredefinitoparagrafo">
     <w:name w:val="Default Paragraph Font"/>
     <w:uiPriority w:val="1"/>
-    <w:semiHidden/>
     <w:unhideWhenUsed/>
   </w:style>
   <w:style w:type="table" w:default="1" w:styleId="Tabellanormale">
